--- a/lesson-12.docx
+++ b/lesson-12.docx
@@ -4,6 +4,84 @@
   <w:body>
     <w:p>
       <w:pPr>
+        <w:rPr>
+          <w:lang w:val="ru-RU"/>
+        </w:rPr>
+      </w:pPr>
+      <w:r>
+        <w:rPr>
+          <w:lang w:val="ru-RU"/>
+        </w:rPr>
+        <w:t>#50 Фундаментальная проблема философской теории познания – вопрос о сущности мышления / сознания, что выражается в споре между дуализмом и материализмом;</w:t>
+      </w:r>
+    </w:p>
+    <w:p>
+      <w:pPr>
+        <w:rPr>
+          <w:lang w:val="ru-RU"/>
+        </w:rPr>
+      </w:pPr>
+      <w:r>
+        <w:rPr>
+          <w:lang w:val="ru-RU"/>
+        </w:rPr>
+        <w:t xml:space="preserve">#51 Гоббс: "мышление" – это не отдельная субстанция, а (отражающее) свойство материальной субстанции ("мозг"); </w:t>
+      </w:r>
+    </w:p>
+    <w:p>
+      <w:pPr>
+        <w:rPr>
+          <w:lang w:val="ru-RU"/>
+        </w:rPr>
+      </w:pPr>
+      <w:r>
+        <w:rPr>
+          <w:lang w:val="ru-RU"/>
+        </w:rPr>
+        <w:t>#52 "Аргумент зеркала": отражающая поверхность как объект чувственного восприятия даёт возможность разделить иллюзию и реальность – без обращения к ментальной способности (intellectio), которая отличалась бы от восприятия (imaginere / sensio) на субстанциональном уровне;</w:t>
+      </w:r>
+    </w:p>
+    <w:p>
+      <w:pPr>
+        <w:rPr>
+          <w:lang w:val="ru-RU"/>
+        </w:rPr>
+      </w:pPr>
+      <w:r>
+        <w:rPr>
+          <w:lang w:val="ru-RU"/>
+        </w:rPr>
+        <w:t>#53 Язык / Речь как механизм коррекции когнитивных искажений: возникает через кодирование / номинацию впечатлений (impressionem) в мозгу, и ошибки выявляются через анализ родо-видовых связей между именами;</w:t>
+      </w:r>
+    </w:p>
+    <w:p>
+      <w:pPr>
+        <w:rPr>
+          <w:lang w:val="ru-RU"/>
+        </w:rPr>
+      </w:pPr>
+      <w:r>
+        <w:rPr>
+          <w:lang w:val="ru-RU"/>
+        </w:rPr>
+        <w:t>#54 Искажения не могут быть обнаружены, если они заложены изначально на уровне кодирования впечатлений: любая процедура проверки знания на истинность ненадёжна, поскольку ошибка может содержаться в самой процедуре проверки (эффект "замкнутой системы");</w:t>
+      </w:r>
+    </w:p>
+    <w:p>
+      <w:pPr>
+        <w:rPr>
+          <w:lang w:val="ru-RU"/>
+        </w:rPr>
+      </w:pPr>
+      <w:r>
+        <w:rPr>
+          <w:lang w:val="ru-RU"/>
+        </w:rPr>
+        <w:t>#55 Декарт (дуализм): мышление – за пределами материальной / протяженной субстанции: исследуемая система познаваема, но познающее мышление – нет; Гоббс (материализм): мышление - внутри материальной / протяжённой субстанции ("мозг"): мышление познаваемо, но исследуемая система – нет.</w:t>
+      </w:r>
+    </w:p>
+    <w:p>
+      <w:pPr>
         <w:pStyle w:val="Heading2"/>
         <w:rPr>
           <w:lang w:val="ru-RU"/>
@@ -305,688 +383,576 @@
         </w:rPr>
         <w:t xml:space="preserve">В противовес картезианского </w:t>
       </w:r>
-      <w:proofErr w:type="spellStart"/>
       <w:r>
         <w:rPr>
           <w:b/>
           <w:bCs/>
           <w:lang w:val="ru-RU"/>
         </w:rPr>
-        <w:t>Cogito</w:t>
-      </w:r>
-      <w:proofErr w:type="spellEnd"/>
-      <w:r>
-        <w:rPr>
+        <w:t>Cogito, ergo sum</w:t>
+      </w:r>
+      <w:r>
+        <w:rPr>
+          <w:lang w:val="ru-RU"/>
+        </w:rPr>
+        <w:t xml:space="preserve"> </w:t>
+      </w:r>
+      <w:r>
+        <w:rPr>
+          <w:lang w:val="ru-RU"/>
+        </w:rPr>
+        <w:t>приводится следующее рассуждение: Из того, что я шагаю, не следует, что я — шаг.</w:t>
+      </w:r>
+    </w:p>
+    <w:p>
+      <w:pPr>
+        <w:rPr>
+          <w:rFonts w:ascii="Times New Roman" w:hAnsi="Times New Roman" w:cs="Times New Roman"/>
+          <w:sz w:val="24"/>
+          <w:szCs w:val="24"/>
+          <w:lang w:val="ru-RU"/>
+        </w:rPr>
+      </w:pPr>
+      <w:r>
+        <w:rPr>
+          <w:rFonts w:ascii="Times New Roman" w:hAnsi="Times New Roman" w:cs="Times New Roman"/>
+          <w:sz w:val="24"/>
+          <w:szCs w:val="24"/>
+          <w:lang w:val="ru-RU"/>
+        </w:rPr>
+        <w:t xml:space="preserve">Что если способность мыслить является свойством не-мыслящего носителя/субстанции, который является материальным? Что если существует форма организации материи, </w:t>
+      </w:r>
+      <w:r>
+        <w:rPr>
+          <w:rFonts w:ascii="Times New Roman" w:hAnsi="Times New Roman" w:cs="Times New Roman"/>
+          <w:i/>
+          <w:iCs/>
+          <w:sz w:val="24"/>
+          <w:szCs w:val="24"/>
+          <w:lang w:val="ru-RU"/>
+        </w:rPr>
+        <w:t>эффектом</w:t>
+      </w:r>
+      <w:r>
+        <w:rPr>
+          <w:rFonts w:ascii="Times New Roman" w:hAnsi="Times New Roman" w:cs="Times New Roman"/>
+          <w:sz w:val="24"/>
+          <w:szCs w:val="24"/>
+          <w:lang w:val="ru-RU"/>
+        </w:rPr>
+        <w:t xml:space="preserve"> которой является мышление?</w:t>
+      </w:r>
+    </w:p>
+    <w:p>
+      <w:pPr>
+        <w:pStyle w:val="Quote"/>
+        <w:rPr>
+          <w:lang w:val="ru-RU"/>
+        </w:rPr>
+      </w:pPr>
+      <w:r>
+        <w:rPr>
+          <w:lang w:val="ru-RU"/>
+        </w:rPr>
+        <w:lastRenderedPageBreak/>
+        <w:t>Для лучшего понимания, например</w:t>
+      </w:r>
+      <w:r>
+        <w:rPr>
+          <w:lang w:val="ru-RU"/>
+        </w:rPr>
+        <w:t>, мы состоим из атомов, каждый из которых по отдельности не мыслит, тем не менее, мысли у нас откуда-то есть</w:t>
+      </w:r>
+    </w:p>
+    <w:p>
+      <w:pPr>
+        <w:rPr>
+          <w:rFonts w:ascii="Times New Roman" w:hAnsi="Times New Roman" w:cs="Times New Roman"/>
+          <w:sz w:val="24"/>
+          <w:szCs w:val="24"/>
+          <w:lang w:val="ru-RU"/>
+        </w:rPr>
+      </w:pPr>
+      <w:r>
+        <w:rPr>
+          <w:rFonts w:ascii="Times New Roman" w:hAnsi="Times New Roman" w:cs="Times New Roman"/>
+          <w:sz w:val="24"/>
+          <w:szCs w:val="24"/>
+          <w:lang w:val="ru-RU"/>
+        </w:rPr>
+        <w:t xml:space="preserve">Преимущество Гоббса в том, что </w:t>
+      </w:r>
+      <w:r>
+        <w:rPr>
+          <w:rFonts w:ascii="Times New Roman" w:hAnsi="Times New Roman" w:cs="Times New Roman"/>
+          <w:i/>
+          <w:iCs/>
+          <w:sz w:val="24"/>
+          <w:szCs w:val="24"/>
+          <w:lang w:val="ru-RU"/>
+        </w:rPr>
+        <w:t>мыслящая субстанция</w:t>
+      </w:r>
+      <w:r>
+        <w:rPr>
+          <w:rFonts w:ascii="Times New Roman" w:hAnsi="Times New Roman" w:cs="Times New Roman"/>
+          <w:sz w:val="24"/>
+          <w:szCs w:val="24"/>
+          <w:lang w:val="ru-RU"/>
+        </w:rPr>
+        <w:t xml:space="preserve"> у Декарта это что-то вообще необъяснимое, ведь оно вне протяженности и материи, вне чувственного мира, и как её познать и изучить — совершенно непонятно.</w:t>
+      </w:r>
+    </w:p>
+    <w:p>
+      <w:pPr>
+        <w:rPr>
+          <w:rFonts w:ascii="Times New Roman" w:hAnsi="Times New Roman" w:cs="Times New Roman"/>
+          <w:sz w:val="24"/>
+          <w:szCs w:val="24"/>
+          <w:lang w:val="ru-RU"/>
+        </w:rPr>
+      </w:pPr>
+      <w:r>
+        <w:rPr>
+          <w:rFonts w:ascii="Times New Roman" w:hAnsi="Times New Roman" w:cs="Times New Roman"/>
+          <w:sz w:val="24"/>
+          <w:szCs w:val="24"/>
+          <w:lang w:val="ru-RU"/>
+        </w:rPr>
+        <w:t>Второе замечание:</w:t>
+      </w:r>
+      <w:r>
+        <w:rPr>
+          <w:rFonts w:ascii="Times New Roman" w:hAnsi="Times New Roman" w:cs="Times New Roman"/>
+          <w:sz w:val="24"/>
+          <w:szCs w:val="24"/>
+          <w:lang w:val="ru-RU"/>
+        </w:rPr>
+        <w:t xml:space="preserve"> </w:t>
+      </w:r>
+      <w:r>
+        <w:rPr>
+          <w:rFonts w:ascii="Times New Roman" w:hAnsi="Times New Roman" w:cs="Times New Roman"/>
+          <w:sz w:val="24"/>
+          <w:szCs w:val="24"/>
+          <w:lang w:val="ru-RU"/>
+        </w:rPr>
+        <w:t xml:space="preserve">по Гоббсу </w:t>
+      </w:r>
+      <w:r>
+        <w:rPr>
+          <w:rFonts w:ascii="Times New Roman" w:hAnsi="Times New Roman" w:cs="Times New Roman"/>
+          <w:sz w:val="24"/>
+          <w:szCs w:val="24"/>
+          <w:lang w:val="ru-RU"/>
+        </w:rPr>
+        <w:t xml:space="preserve">тот разрыв, который у Декарта корректируется с помощью </w:t>
+      </w:r>
+      <w:r>
+        <w:rPr>
+          <w:rFonts w:ascii="Times New Roman" w:hAnsi="Times New Roman" w:cs="Times New Roman"/>
+          <w:i/>
+          <w:iCs/>
+          <w:sz w:val="24"/>
+          <w:szCs w:val="24"/>
+        </w:rPr>
+        <w:t>intellectio</w:t>
+      </w:r>
+      <w:r>
+        <w:rPr>
+          <w:rFonts w:ascii="Times New Roman" w:hAnsi="Times New Roman" w:cs="Times New Roman"/>
+          <w:sz w:val="24"/>
+          <w:szCs w:val="24"/>
+          <w:lang w:val="ru-RU"/>
+        </w:rPr>
+        <w:t>, не абсолютен</w:t>
+      </w:r>
+      <w:r>
+        <w:rPr>
+          <w:rFonts w:ascii="Times New Roman" w:hAnsi="Times New Roman" w:cs="Times New Roman"/>
+          <w:sz w:val="24"/>
+          <w:szCs w:val="24"/>
+          <w:lang w:val="ru-RU"/>
+        </w:rPr>
+        <w:t xml:space="preserve"> —</w:t>
+      </w:r>
+      <w:r>
+        <w:rPr>
+          <w:rFonts w:ascii="Times New Roman" w:hAnsi="Times New Roman" w:cs="Times New Roman"/>
+          <w:sz w:val="24"/>
+          <w:szCs w:val="24"/>
+          <w:lang w:val="ru-RU"/>
+        </w:rPr>
+        <w:t xml:space="preserve"> между </w:t>
+      </w:r>
+      <w:r>
+        <w:rPr>
+          <w:rFonts w:ascii="Times New Roman" w:hAnsi="Times New Roman" w:cs="Times New Roman"/>
+          <w:i/>
+          <w:iCs/>
+          <w:sz w:val="24"/>
+          <w:szCs w:val="24"/>
+        </w:rPr>
+        <w:t>imaginere</w:t>
+      </w:r>
+      <w:r>
+        <w:rPr>
+          <w:rFonts w:ascii="Times New Roman" w:hAnsi="Times New Roman" w:cs="Times New Roman"/>
+          <w:sz w:val="24"/>
+          <w:szCs w:val="24"/>
+          <w:lang w:val="ru-RU"/>
+        </w:rPr>
+        <w:t xml:space="preserve"> и </w:t>
+      </w:r>
+      <w:r>
+        <w:rPr>
+          <w:rFonts w:ascii="Times New Roman" w:hAnsi="Times New Roman" w:cs="Times New Roman"/>
+          <w:i/>
+          <w:iCs/>
+          <w:sz w:val="24"/>
+          <w:szCs w:val="24"/>
+        </w:rPr>
+        <w:t>intellectio</w:t>
+      </w:r>
+      <w:r>
+        <w:rPr>
+          <w:rFonts w:ascii="Times New Roman" w:hAnsi="Times New Roman" w:cs="Times New Roman"/>
+          <w:sz w:val="24"/>
+          <w:szCs w:val="24"/>
+          <w:lang w:val="ru-RU"/>
+        </w:rPr>
+        <w:t xml:space="preserve"> существует промежуточное звено; точнее, нет никакого </w:t>
+      </w:r>
+      <w:r>
+        <w:rPr>
+          <w:rFonts w:ascii="Times New Roman" w:hAnsi="Times New Roman" w:cs="Times New Roman"/>
+          <w:i/>
+          <w:iCs/>
+          <w:sz w:val="24"/>
+          <w:szCs w:val="24"/>
+        </w:rPr>
+        <w:t>intellectio</w:t>
+      </w:r>
+      <w:r>
+        <w:rPr>
+          <w:rFonts w:ascii="Times New Roman" w:hAnsi="Times New Roman" w:cs="Times New Roman"/>
+          <w:sz w:val="24"/>
+          <w:szCs w:val="24"/>
+          <w:lang w:val="ru-RU"/>
+        </w:rPr>
+        <w:t xml:space="preserve">, есть только </w:t>
+      </w:r>
+      <w:r>
+        <w:rPr>
+          <w:rFonts w:ascii="Times New Roman" w:hAnsi="Times New Roman" w:cs="Times New Roman"/>
           <w:b/>
           <w:bCs/>
-          <w:lang w:val="ru-RU"/>
-        </w:rPr>
-        <w:t xml:space="preserve">, </w:t>
-      </w:r>
-      <w:proofErr w:type="spellStart"/>
-      <w:r>
-        <w:rPr>
+          <w:sz w:val="24"/>
+          <w:szCs w:val="24"/>
+        </w:rPr>
+        <w:t>sencio</w:t>
+      </w:r>
+      <w:r>
+        <w:rPr>
+          <w:rFonts w:ascii="Times New Roman" w:hAnsi="Times New Roman" w:cs="Times New Roman"/>
+          <w:sz w:val="24"/>
+          <w:szCs w:val="24"/>
+          <w:lang w:val="ru-RU"/>
+        </w:rPr>
+        <w:t xml:space="preserve"> (тоже самое что и </w:t>
+      </w:r>
+      <w:r>
+        <w:rPr>
+          <w:rFonts w:ascii="Times New Roman" w:hAnsi="Times New Roman" w:cs="Times New Roman"/>
+          <w:i/>
+          <w:iCs/>
+          <w:sz w:val="24"/>
+          <w:szCs w:val="24"/>
+        </w:rPr>
+        <w:t>imaginere</w:t>
+      </w:r>
+      <w:r>
+        <w:rPr>
+          <w:rFonts w:ascii="Times New Roman" w:hAnsi="Times New Roman" w:cs="Times New Roman"/>
+          <w:sz w:val="24"/>
+          <w:szCs w:val="24"/>
+          <w:lang w:val="ru-RU"/>
+        </w:rPr>
+        <w:t xml:space="preserve">) — простое чувственное восприятие, и оно способно к </w:t>
+      </w:r>
+      <w:r>
+        <w:rPr>
+          <w:rFonts w:ascii="Times New Roman" w:hAnsi="Times New Roman" w:cs="Times New Roman"/>
+          <w:i/>
+          <w:iCs/>
+          <w:sz w:val="24"/>
+          <w:szCs w:val="24"/>
+          <w:lang w:val="ru-RU"/>
+        </w:rPr>
+        <w:t>самокоррекции</w:t>
+      </w:r>
+      <w:r>
+        <w:rPr>
+          <w:rFonts w:ascii="Times New Roman" w:hAnsi="Times New Roman" w:cs="Times New Roman"/>
+          <w:sz w:val="24"/>
+          <w:szCs w:val="24"/>
+          <w:lang w:val="ru-RU"/>
+        </w:rPr>
+        <w:t>.</w:t>
+      </w:r>
+    </w:p>
+    <w:p>
+      <w:pPr>
+        <w:pStyle w:val="Heading2"/>
+        <w:rPr>
+          <w:lang w:val="ru-RU"/>
+        </w:rPr>
+      </w:pPr>
+      <w:r>
+        <w:rPr>
+          <w:lang w:val="ru-RU"/>
+        </w:rPr>
+        <w:t>Откуда берется самокоррекция</w:t>
+      </w:r>
+    </w:p>
+    <w:p>
+      <w:pPr>
+        <w:rPr>
+          <w:rFonts w:ascii="Times New Roman" w:hAnsi="Times New Roman" w:cs="Times New Roman"/>
+          <w:sz w:val="24"/>
+          <w:szCs w:val="24"/>
+          <w:lang w:val="ru-RU"/>
+        </w:rPr>
+      </w:pPr>
+      <w:r>
+        <w:rPr>
+          <w:rFonts w:ascii="Times New Roman" w:hAnsi="Times New Roman" w:cs="Times New Roman"/>
+          <w:sz w:val="24"/>
+          <w:szCs w:val="24"/>
+          <w:lang w:val="ru-RU"/>
+        </w:rPr>
+        <w:t>Впервые Самокоррекция возникает из чувственного восприятия с помощью зеркала. Дело в том, что зеркало дублирует объекты, но свойства, которые в реальности можно потрогать, пощупать, понюхать, в отражении зеркала не существуют, то есть содержат меньше качеств, а значит, в зеркале дубликат, что-то менее реальное — то есть иллюзия. Кроме того, в зеркале нельзя что-то поменять; там может что-то поменяться постфактум, когда изменения произошли в реальности.</w:t>
+      </w:r>
+    </w:p>
+    <w:p>
+      <w:pPr>
+        <w:rPr>
+          <w:rFonts w:ascii="Times New Roman" w:hAnsi="Times New Roman" w:cs="Times New Roman"/>
+          <w:sz w:val="24"/>
+          <w:szCs w:val="24"/>
+          <w:lang w:val="ru-RU"/>
+        </w:rPr>
+      </w:pPr>
+      <w:r>
+        <w:rPr>
+          <w:rFonts w:ascii="Times New Roman" w:hAnsi="Times New Roman" w:cs="Times New Roman"/>
+          <w:sz w:val="24"/>
+          <w:szCs w:val="24"/>
+          <w:lang w:val="ru-RU"/>
+        </w:rPr>
+        <w:t xml:space="preserve">Ещё раз: Декарт говорит, что имея только </w:t>
+      </w:r>
+      <w:r>
+        <w:rPr>
+          <w:rFonts w:ascii="Times New Roman" w:hAnsi="Times New Roman" w:cs="Times New Roman"/>
+          <w:i/>
+          <w:iCs/>
+          <w:sz w:val="24"/>
+          <w:szCs w:val="24"/>
+        </w:rPr>
+        <w:t>imaginere</w:t>
+      </w:r>
+      <w:r>
+        <w:rPr>
+          <w:rFonts w:ascii="Times New Roman" w:hAnsi="Times New Roman" w:cs="Times New Roman"/>
+          <w:sz w:val="24"/>
+          <w:szCs w:val="24"/>
+          <w:lang w:val="ru-RU"/>
+        </w:rPr>
+        <w:t xml:space="preserve">, невозможно скорректировать иллюзию, что необходимо наличие </w:t>
+      </w:r>
+      <w:r>
+        <w:rPr>
+          <w:rFonts w:ascii="Times New Roman" w:hAnsi="Times New Roman" w:cs="Times New Roman"/>
+          <w:i/>
+          <w:iCs/>
+          <w:sz w:val="24"/>
+          <w:szCs w:val="24"/>
+        </w:rPr>
+        <w:t>intellectio</w:t>
+      </w:r>
+      <w:r>
+        <w:rPr>
+          <w:rFonts w:ascii="Times New Roman" w:hAnsi="Times New Roman" w:cs="Times New Roman"/>
+          <w:sz w:val="24"/>
+          <w:szCs w:val="24"/>
+          <w:lang w:val="ru-RU"/>
+        </w:rPr>
+        <w:t xml:space="preserve">; Гоббс же говорит, что с помощью зеркала можно перейти к коррекции без наличия нематериального </w:t>
+      </w:r>
+      <w:r>
+        <w:rPr>
+          <w:rFonts w:ascii="Times New Roman" w:hAnsi="Times New Roman" w:cs="Times New Roman"/>
+          <w:i/>
+          <w:iCs/>
+          <w:sz w:val="24"/>
+          <w:szCs w:val="24"/>
+        </w:rPr>
+        <w:t>intellectio</w:t>
+      </w:r>
+      <w:r>
+        <w:rPr>
+          <w:rFonts w:ascii="Times New Roman" w:hAnsi="Times New Roman" w:cs="Times New Roman"/>
+          <w:sz w:val="24"/>
+          <w:szCs w:val="24"/>
+          <w:lang w:val="ru-RU"/>
+        </w:rPr>
+        <w:t>.</w:t>
+      </w:r>
+    </w:p>
+    <w:p>
+      <w:pPr>
+        <w:rPr>
+          <w:rFonts w:ascii="Times New Roman" w:hAnsi="Times New Roman" w:cs="Times New Roman"/>
+          <w:sz w:val="24"/>
+          <w:szCs w:val="24"/>
+          <w:lang w:val="ru-RU"/>
+        </w:rPr>
+      </w:pPr>
+      <w:r>
+        <w:rPr>
+          <w:rFonts w:ascii="Times New Roman" w:hAnsi="Times New Roman" w:cs="Times New Roman"/>
+          <w:sz w:val="24"/>
+          <w:szCs w:val="24"/>
+          <w:lang w:val="ru-RU"/>
+        </w:rPr>
+        <w:t>Кроме того, зеркало становится метафорой для демонстрации человеческого мозга. Мозг является материей, которая отражает другую материю (чем-то напоминает недавно открытые зеркальные нейроны). Но, возможно, мозг — это кривое зеркало, неправильно отражающее реальность; что любой человек не способен правильно воспринимать мир вследствие дефекта.</w:t>
+      </w:r>
+      <w:r>
+        <w:rPr>
+          <w:rFonts w:ascii="Times New Roman" w:hAnsi="Times New Roman" w:cs="Times New Roman"/>
+          <w:sz w:val="24"/>
+          <w:szCs w:val="24"/>
+          <w:lang w:val="ru-RU"/>
+        </w:rPr>
+        <w:t xml:space="preserve"> Но даже в этом случае</w:t>
+      </w:r>
+      <w:r>
+        <w:rPr>
+          <w:rFonts w:ascii="Times New Roman" w:hAnsi="Times New Roman" w:cs="Times New Roman"/>
+          <w:sz w:val="24"/>
+          <w:szCs w:val="24"/>
+          <w:lang w:val="ru-RU"/>
+        </w:rPr>
+        <w:t>, есть метод, позволяющий эти дефекты исправлять постфактум.</w:t>
+      </w:r>
+    </w:p>
+    <w:p>
+      <w:pPr>
+        <w:pStyle w:val="Heading2"/>
+        <w:rPr>
+          <w:lang w:val="ru-RU"/>
+        </w:rPr>
+      </w:pPr>
+      <w:r>
+        <w:rPr>
+          <w:lang w:val="ru-RU"/>
+        </w:rPr>
+        <w:t>Механизм речи</w:t>
+      </w:r>
+    </w:p>
+    <w:p>
+      <w:pPr>
+        <w:rPr>
+          <w:rFonts w:ascii="Times New Roman" w:hAnsi="Times New Roman" w:cs="Times New Roman"/>
+          <w:sz w:val="24"/>
+          <w:szCs w:val="24"/>
+          <w:lang w:val="ru-RU"/>
+        </w:rPr>
+      </w:pPr>
+      <w:r>
+        <w:rPr>
+          <w:rFonts w:ascii="Times New Roman" w:hAnsi="Times New Roman" w:cs="Times New Roman"/>
+          <w:sz w:val="24"/>
+          <w:szCs w:val="24"/>
+          <w:lang w:val="ru-RU"/>
+        </w:rPr>
+        <w:t xml:space="preserve">Этот механизм является </w:t>
+      </w:r>
+      <w:r>
+        <w:rPr>
+          <w:rFonts w:ascii="Times New Roman" w:hAnsi="Times New Roman" w:cs="Times New Roman"/>
+          <w:i/>
+          <w:sz w:val="24"/>
+          <w:szCs w:val="24"/>
+          <w:lang w:val="ru-RU"/>
+        </w:rPr>
+        <w:t>речью</w:t>
+      </w:r>
+      <w:r>
+        <w:rPr>
+          <w:rFonts w:ascii="Times New Roman" w:hAnsi="Times New Roman" w:cs="Times New Roman"/>
+          <w:sz w:val="24"/>
+          <w:szCs w:val="24"/>
+          <w:lang w:val="ru-RU"/>
+        </w:rPr>
+        <w:t>.</w:t>
+      </w:r>
+      <w:r>
+        <w:rPr>
+          <w:rFonts w:ascii="Times New Roman" w:hAnsi="Times New Roman" w:cs="Times New Roman"/>
+          <w:sz w:val="24"/>
+          <w:szCs w:val="24"/>
+          <w:lang w:val="ru-RU"/>
+        </w:rPr>
+        <w:t xml:space="preserve"> </w:t>
+      </w:r>
+      <w:r>
+        <w:rPr>
+          <w:rFonts w:ascii="Times New Roman" w:hAnsi="Times New Roman" w:cs="Times New Roman"/>
+          <w:sz w:val="24"/>
+          <w:szCs w:val="24"/>
+          <w:lang w:val="ru-RU"/>
+        </w:rPr>
+        <w:t xml:space="preserve">При осуществлении на меня какого-то </w:t>
+      </w:r>
+      <w:r>
+        <w:rPr>
+          <w:rFonts w:ascii="Times New Roman" w:hAnsi="Times New Roman" w:cs="Times New Roman"/>
+          <w:i/>
+          <w:sz w:val="24"/>
+          <w:szCs w:val="24"/>
+          <w:lang w:val="ru-RU"/>
+        </w:rPr>
+        <w:t>воздействия</w:t>
+      </w:r>
+      <w:r>
+        <w:rPr>
+          <w:rFonts w:ascii="Times New Roman" w:hAnsi="Times New Roman" w:cs="Times New Roman"/>
+          <w:sz w:val="24"/>
+          <w:szCs w:val="24"/>
+          <w:lang w:val="ru-RU"/>
+        </w:rPr>
+        <w:t xml:space="preserve"> (</w:t>
+      </w:r>
+      <w:r>
+        <w:rPr>
+          <w:rFonts w:ascii="Times New Roman" w:hAnsi="Times New Roman" w:cs="Times New Roman"/>
           <w:b/>
           <w:bCs/>
-          <w:lang w:val="ru-RU"/>
-        </w:rPr>
-        <w:t>ergo</w:t>
-      </w:r>
-      <w:proofErr w:type="spellEnd"/>
-      <w:r>
-        <w:rPr>
-          <w:b/>
-          <w:bCs/>
-          <w:lang w:val="ru-RU"/>
-        </w:rPr>
-        <w:t xml:space="preserve"> </w:t>
-      </w:r>
-      <w:proofErr w:type="spellStart"/>
-      <w:r>
-        <w:rPr>
-          <w:b/>
-          <w:bCs/>
-          <w:lang w:val="ru-RU"/>
-        </w:rPr>
-        <w:t>sum</w:t>
-      </w:r>
-      <w:proofErr w:type="spellEnd"/>
-      <w:r>
-        <w:rPr>
-          <w:lang w:val="ru-RU"/>
-        </w:rPr>
-        <w:t xml:space="preserve"> </w:t>
-      </w:r>
-      <w:r>
-        <w:rPr>
-          <w:lang w:val="ru-RU"/>
-        </w:rPr>
-        <w:t>приводится следующее рассуждение</w:t>
-      </w:r>
-      <w:proofErr w:type="gramStart"/>
-      <w:r>
-        <w:rPr>
-          <w:lang w:val="ru-RU"/>
-        </w:rPr>
-        <w:t>: Из</w:t>
-      </w:r>
-      <w:proofErr w:type="gramEnd"/>
-      <w:r>
-        <w:rPr>
-          <w:lang w:val="ru-RU"/>
-        </w:rPr>
-        <w:t xml:space="preserve"> того, что я шагаю, не следует, что я — шаг.</w:t>
-      </w:r>
-    </w:p>
-    <w:p>
-      <w:pPr>
-        <w:rPr>
-          <w:rFonts w:ascii="Times New Roman" w:hAnsi="Times New Roman" w:cs="Times New Roman"/>
-          <w:sz w:val="24"/>
-          <w:szCs w:val="24"/>
-          <w:lang w:val="ru-RU"/>
-        </w:rPr>
-      </w:pPr>
-      <w:r>
-        <w:rPr>
-          <w:rFonts w:ascii="Times New Roman" w:hAnsi="Times New Roman" w:cs="Times New Roman"/>
-          <w:sz w:val="24"/>
-          <w:szCs w:val="24"/>
-          <w:lang w:val="ru-RU"/>
-        </w:rPr>
-        <w:t xml:space="preserve">Что если способность мыслить является свойством </w:t>
-      </w:r>
-      <w:proofErr w:type="gramStart"/>
-      <w:r>
-        <w:rPr>
-          <w:rFonts w:ascii="Times New Roman" w:hAnsi="Times New Roman" w:cs="Times New Roman"/>
-          <w:sz w:val="24"/>
-          <w:szCs w:val="24"/>
-          <w:lang w:val="ru-RU"/>
-        </w:rPr>
-        <w:t>не-мыслящего</w:t>
-      </w:r>
-      <w:proofErr w:type="gramEnd"/>
-      <w:r>
-        <w:rPr>
-          <w:rFonts w:ascii="Times New Roman" w:hAnsi="Times New Roman" w:cs="Times New Roman"/>
-          <w:sz w:val="24"/>
-          <w:szCs w:val="24"/>
-          <w:lang w:val="ru-RU"/>
-        </w:rPr>
-        <w:t xml:space="preserve"> носителя/субстанции, который является материальным? Что если существует форма организации материи, </w:t>
-      </w:r>
-      <w:r>
-        <w:rPr>
-          <w:rFonts w:ascii="Times New Roman" w:hAnsi="Times New Roman" w:cs="Times New Roman"/>
-          <w:i/>
-          <w:iCs/>
-          <w:sz w:val="24"/>
-          <w:szCs w:val="24"/>
-          <w:lang w:val="ru-RU"/>
-        </w:rPr>
-        <w:t>эффектом</w:t>
-      </w:r>
-      <w:r>
-        <w:rPr>
-          <w:rFonts w:ascii="Times New Roman" w:hAnsi="Times New Roman" w:cs="Times New Roman"/>
-          <w:sz w:val="24"/>
-          <w:szCs w:val="24"/>
-          <w:lang w:val="ru-RU"/>
-        </w:rPr>
-        <w:t xml:space="preserve"> которой является мышление?</w:t>
-      </w:r>
-    </w:p>
-    <w:p>
-      <w:pPr>
-        <w:pStyle w:val="Quote"/>
-        <w:rPr>
-          <w:lang w:val="ru-RU"/>
-        </w:rPr>
-      </w:pPr>
-      <w:r>
-        <w:rPr>
-          <w:lang w:val="ru-RU"/>
-        </w:rPr>
-        <w:t>Для лучшего понимания, например</w:t>
-      </w:r>
-      <w:r>
-        <w:rPr>
-          <w:lang w:val="ru-RU"/>
-        </w:rPr>
-        <w:t>, мы состоим из атомов, каждый из которых по отдельности не мыслит, тем не менее, мысли у нас откуда-то есть</w:t>
-      </w:r>
-    </w:p>
-    <w:p>
-      <w:pPr>
-        <w:rPr>
-          <w:rFonts w:ascii="Times New Roman" w:hAnsi="Times New Roman" w:cs="Times New Roman"/>
-          <w:sz w:val="24"/>
-          <w:szCs w:val="24"/>
-          <w:lang w:val="ru-RU"/>
-        </w:rPr>
-      </w:pPr>
-      <w:r>
-        <w:rPr>
-          <w:rFonts w:ascii="Times New Roman" w:hAnsi="Times New Roman" w:cs="Times New Roman"/>
-          <w:sz w:val="24"/>
-          <w:szCs w:val="24"/>
-          <w:lang w:val="ru-RU"/>
-        </w:rPr>
-        <w:t xml:space="preserve">Преимущество Гоббса в том, что </w:t>
-      </w:r>
-      <w:r>
-        <w:rPr>
-          <w:rFonts w:ascii="Times New Roman" w:hAnsi="Times New Roman" w:cs="Times New Roman"/>
-          <w:i/>
-          <w:iCs/>
-          <w:sz w:val="24"/>
-          <w:szCs w:val="24"/>
-          <w:lang w:val="ru-RU"/>
-        </w:rPr>
-        <w:t>мыслящая субстанция</w:t>
-      </w:r>
-      <w:r>
-        <w:rPr>
-          <w:rFonts w:ascii="Times New Roman" w:hAnsi="Times New Roman" w:cs="Times New Roman"/>
-          <w:sz w:val="24"/>
-          <w:szCs w:val="24"/>
-          <w:lang w:val="ru-RU"/>
-        </w:rPr>
-        <w:t xml:space="preserve"> у Декарта это что-то вообще необъяснимое, ведь оно вне протяженности и материи, вне чувственного мира, и как её познать и изучить — совершенно непонятно.</w:t>
-      </w:r>
-    </w:p>
-    <w:p>
-      <w:pPr>
-        <w:rPr>
-          <w:rFonts w:ascii="Times New Roman" w:hAnsi="Times New Roman" w:cs="Times New Roman"/>
-          <w:sz w:val="24"/>
-          <w:szCs w:val="24"/>
-          <w:lang w:val="ru-RU"/>
-        </w:rPr>
-      </w:pPr>
-      <w:r>
-        <w:rPr>
-          <w:rFonts w:ascii="Times New Roman" w:hAnsi="Times New Roman" w:cs="Times New Roman"/>
-          <w:sz w:val="24"/>
-          <w:szCs w:val="24"/>
-          <w:lang w:val="ru-RU"/>
-        </w:rPr>
-        <w:t>Второе замечание:</w:t>
-      </w:r>
-      <w:r>
-        <w:rPr>
-          <w:rFonts w:ascii="Times New Roman" w:hAnsi="Times New Roman" w:cs="Times New Roman"/>
-          <w:sz w:val="24"/>
-          <w:szCs w:val="24"/>
-          <w:lang w:val="ru-RU"/>
-        </w:rPr>
-        <w:t xml:space="preserve"> </w:t>
-      </w:r>
-      <w:r>
-        <w:rPr>
-          <w:rFonts w:ascii="Times New Roman" w:hAnsi="Times New Roman" w:cs="Times New Roman"/>
-          <w:sz w:val="24"/>
-          <w:szCs w:val="24"/>
-          <w:lang w:val="ru-RU"/>
-        </w:rPr>
-        <w:t xml:space="preserve">по Гоббсу </w:t>
-      </w:r>
-      <w:r>
-        <w:rPr>
-          <w:rFonts w:ascii="Times New Roman" w:hAnsi="Times New Roman" w:cs="Times New Roman"/>
-          <w:sz w:val="24"/>
-          <w:szCs w:val="24"/>
-          <w:lang w:val="ru-RU"/>
-        </w:rPr>
-        <w:t xml:space="preserve">тот разрыв, который у Декарта корректируется с помощью </w:t>
-      </w:r>
-      <w:proofErr w:type="spellStart"/>
-      <w:r>
-        <w:rPr>
-          <w:rFonts w:ascii="Times New Roman" w:hAnsi="Times New Roman" w:cs="Times New Roman"/>
-          <w:i/>
-          <w:iCs/>
-          <w:sz w:val="24"/>
-          <w:szCs w:val="24"/>
-        </w:rPr>
-        <w:t>intellectio</w:t>
-      </w:r>
-      <w:proofErr w:type="spellEnd"/>
-      <w:r>
-        <w:rPr>
-          <w:rFonts w:ascii="Times New Roman" w:hAnsi="Times New Roman" w:cs="Times New Roman"/>
-          <w:sz w:val="24"/>
-          <w:szCs w:val="24"/>
-          <w:lang w:val="ru-RU"/>
-        </w:rPr>
-        <w:t>, не абсолютен</w:t>
-      </w:r>
-      <w:r>
-        <w:rPr>
-          <w:rFonts w:ascii="Times New Roman" w:hAnsi="Times New Roman" w:cs="Times New Roman"/>
-          <w:sz w:val="24"/>
-          <w:szCs w:val="24"/>
-          <w:lang w:val="ru-RU"/>
-        </w:rPr>
-        <w:t xml:space="preserve"> —</w:t>
-      </w:r>
-      <w:r>
-        <w:rPr>
-          <w:rFonts w:ascii="Times New Roman" w:hAnsi="Times New Roman" w:cs="Times New Roman"/>
-          <w:sz w:val="24"/>
-          <w:szCs w:val="24"/>
-          <w:lang w:val="ru-RU"/>
-        </w:rPr>
-        <w:t xml:space="preserve"> между </w:t>
-      </w:r>
-      <w:proofErr w:type="spellStart"/>
-      <w:r>
-        <w:rPr>
-          <w:rFonts w:ascii="Times New Roman" w:hAnsi="Times New Roman" w:cs="Times New Roman"/>
-          <w:i/>
-          <w:iCs/>
-          <w:sz w:val="24"/>
-          <w:szCs w:val="24"/>
-        </w:rPr>
-        <w:t>imaginere</w:t>
-      </w:r>
-      <w:proofErr w:type="spellEnd"/>
-      <w:r>
-        <w:rPr>
-          <w:rFonts w:ascii="Times New Roman" w:hAnsi="Times New Roman" w:cs="Times New Roman"/>
-          <w:sz w:val="24"/>
-          <w:szCs w:val="24"/>
-          <w:lang w:val="ru-RU"/>
-        </w:rPr>
-        <w:t xml:space="preserve"> и </w:t>
-      </w:r>
-      <w:proofErr w:type="spellStart"/>
-      <w:r>
-        <w:rPr>
-          <w:rFonts w:ascii="Times New Roman" w:hAnsi="Times New Roman" w:cs="Times New Roman"/>
-          <w:i/>
-          <w:iCs/>
-          <w:sz w:val="24"/>
-          <w:szCs w:val="24"/>
-        </w:rPr>
-        <w:t>intellectio</w:t>
-      </w:r>
-      <w:proofErr w:type="spellEnd"/>
-      <w:r>
-        <w:rPr>
-          <w:rFonts w:ascii="Times New Roman" w:hAnsi="Times New Roman" w:cs="Times New Roman"/>
-          <w:sz w:val="24"/>
-          <w:szCs w:val="24"/>
-          <w:lang w:val="ru-RU"/>
-        </w:rPr>
-        <w:t xml:space="preserve"> существует промежуточное звено; точнее, нет никакого </w:t>
-      </w:r>
-      <w:proofErr w:type="spellStart"/>
-      <w:r>
-        <w:rPr>
-          <w:rFonts w:ascii="Times New Roman" w:hAnsi="Times New Roman" w:cs="Times New Roman"/>
-          <w:i/>
-          <w:iCs/>
-          <w:sz w:val="24"/>
-          <w:szCs w:val="24"/>
-        </w:rPr>
-        <w:t>intellectio</w:t>
-      </w:r>
-      <w:proofErr w:type="spellEnd"/>
-      <w:r>
-        <w:rPr>
-          <w:rFonts w:ascii="Times New Roman" w:hAnsi="Times New Roman" w:cs="Times New Roman"/>
-          <w:sz w:val="24"/>
-          <w:szCs w:val="24"/>
-          <w:lang w:val="ru-RU"/>
-        </w:rPr>
-        <w:t xml:space="preserve">, есть только </w:t>
-      </w:r>
-      <w:proofErr w:type="spellStart"/>
-      <w:r>
-        <w:rPr>
-          <w:rFonts w:ascii="Times New Roman" w:hAnsi="Times New Roman" w:cs="Times New Roman"/>
-          <w:b/>
-          <w:bCs/>
-          <w:sz w:val="24"/>
-          <w:szCs w:val="24"/>
-        </w:rPr>
-        <w:t>sencio</w:t>
-      </w:r>
-      <w:proofErr w:type="spellEnd"/>
-      <w:r>
-        <w:rPr>
-          <w:rFonts w:ascii="Times New Roman" w:hAnsi="Times New Roman" w:cs="Times New Roman"/>
-          <w:sz w:val="24"/>
-          <w:szCs w:val="24"/>
-          <w:lang w:val="ru-RU"/>
-        </w:rPr>
-        <w:t xml:space="preserve"> (тоже самое что и </w:t>
-      </w:r>
-      <w:proofErr w:type="spellStart"/>
-      <w:r>
-        <w:rPr>
-          <w:rFonts w:ascii="Times New Roman" w:hAnsi="Times New Roman" w:cs="Times New Roman"/>
-          <w:i/>
-          <w:iCs/>
-          <w:sz w:val="24"/>
-          <w:szCs w:val="24"/>
-        </w:rPr>
-        <w:t>imaginere</w:t>
-      </w:r>
-      <w:proofErr w:type="spellEnd"/>
-      <w:r>
-        <w:rPr>
-          <w:rFonts w:ascii="Times New Roman" w:hAnsi="Times New Roman" w:cs="Times New Roman"/>
-          <w:sz w:val="24"/>
-          <w:szCs w:val="24"/>
-          <w:lang w:val="ru-RU"/>
-        </w:rPr>
-        <w:t xml:space="preserve">) — простое чувственное восприятие, и оно способно к </w:t>
-      </w:r>
-      <w:r>
-        <w:rPr>
-          <w:rFonts w:ascii="Times New Roman" w:hAnsi="Times New Roman" w:cs="Times New Roman"/>
-          <w:i/>
-          <w:iCs/>
-          <w:sz w:val="24"/>
-          <w:szCs w:val="24"/>
-          <w:lang w:val="ru-RU"/>
-        </w:rPr>
-        <w:t>самокоррекции</w:t>
-      </w:r>
-      <w:r>
-        <w:rPr>
-          <w:rFonts w:ascii="Times New Roman" w:hAnsi="Times New Roman" w:cs="Times New Roman"/>
-          <w:sz w:val="24"/>
-          <w:szCs w:val="24"/>
-          <w:lang w:val="ru-RU"/>
-        </w:rPr>
-        <w:t>.</w:t>
-      </w:r>
-    </w:p>
-    <w:p>
-      <w:pPr>
-        <w:pStyle w:val="Heading2"/>
-        <w:rPr>
-          <w:lang w:val="ru-RU"/>
-        </w:rPr>
-      </w:pPr>
-      <w:r>
-        <w:rPr>
-          <w:lang w:val="ru-RU"/>
-        </w:rPr>
-        <w:t>Откуда берется самокоррекция</w:t>
-      </w:r>
-    </w:p>
-    <w:p>
-      <w:pPr>
-        <w:rPr>
-          <w:rFonts w:ascii="Times New Roman" w:hAnsi="Times New Roman" w:cs="Times New Roman"/>
-          <w:sz w:val="24"/>
-          <w:szCs w:val="24"/>
-          <w:lang w:val="ru-RU"/>
-        </w:rPr>
-      </w:pPr>
-      <w:r>
-        <w:rPr>
-          <w:rFonts w:ascii="Times New Roman" w:hAnsi="Times New Roman" w:cs="Times New Roman"/>
-          <w:sz w:val="24"/>
-          <w:szCs w:val="24"/>
-          <w:lang w:val="ru-RU"/>
-        </w:rPr>
-        <w:t>Впервые Самокоррекция возникает из чувственного восприятия с помощью зеркала. Дело в том, что зеркало дублирует объекты, но свойства, которые в реальности можно потрогать, пощупать, понюхать, в отражении зеркала не существуют, то есть содержат меньше качеств, а значит, в зеркале дубликат, что-то менее реальное — то есть иллюзия. Кроме того, в зеркале нельзя что-то поменять; там может что-то поменяться постфактум, когда изменения произошли в реальности.</w:t>
-      </w:r>
-    </w:p>
-    <w:p>
-      <w:pPr>
-        <w:rPr>
-          <w:rFonts w:ascii="Times New Roman" w:hAnsi="Times New Roman" w:cs="Times New Roman"/>
-          <w:sz w:val="24"/>
-          <w:szCs w:val="24"/>
-          <w:lang w:val="ru-RU"/>
-        </w:rPr>
-      </w:pPr>
-      <w:r>
-        <w:rPr>
-          <w:rFonts w:ascii="Times New Roman" w:hAnsi="Times New Roman" w:cs="Times New Roman"/>
-          <w:sz w:val="24"/>
-          <w:szCs w:val="24"/>
-          <w:lang w:val="ru-RU"/>
-        </w:rPr>
-        <w:lastRenderedPageBreak/>
-        <w:t xml:space="preserve">Ещё раз: Декарт говорит, что имея только </w:t>
-      </w:r>
-      <w:proofErr w:type="spellStart"/>
-      <w:r>
-        <w:rPr>
-          <w:rFonts w:ascii="Times New Roman" w:hAnsi="Times New Roman" w:cs="Times New Roman"/>
-          <w:i/>
-          <w:iCs/>
-          <w:sz w:val="24"/>
-          <w:szCs w:val="24"/>
-        </w:rPr>
-        <w:t>imaginere</w:t>
-      </w:r>
-      <w:proofErr w:type="spellEnd"/>
-      <w:r>
-        <w:rPr>
-          <w:rFonts w:ascii="Times New Roman" w:hAnsi="Times New Roman" w:cs="Times New Roman"/>
-          <w:sz w:val="24"/>
-          <w:szCs w:val="24"/>
-          <w:lang w:val="ru-RU"/>
-        </w:rPr>
-        <w:t xml:space="preserve">, невозможно скорректировать иллюзию, что необходимо наличие </w:t>
-      </w:r>
-      <w:proofErr w:type="spellStart"/>
-      <w:r>
-        <w:rPr>
-          <w:rFonts w:ascii="Times New Roman" w:hAnsi="Times New Roman" w:cs="Times New Roman"/>
-          <w:i/>
-          <w:iCs/>
-          <w:sz w:val="24"/>
-          <w:szCs w:val="24"/>
-        </w:rPr>
-        <w:t>intellectio</w:t>
-      </w:r>
-      <w:proofErr w:type="spellEnd"/>
-      <w:r>
-        <w:rPr>
-          <w:rFonts w:ascii="Times New Roman" w:hAnsi="Times New Roman" w:cs="Times New Roman"/>
-          <w:sz w:val="24"/>
-          <w:szCs w:val="24"/>
-          <w:lang w:val="ru-RU"/>
-        </w:rPr>
-        <w:t xml:space="preserve">; Гоббс же говорит, что с помощью зеркала можно перейти к коррекции без наличия нематериального </w:t>
-      </w:r>
-      <w:proofErr w:type="spellStart"/>
-      <w:r>
-        <w:rPr>
-          <w:rFonts w:ascii="Times New Roman" w:hAnsi="Times New Roman" w:cs="Times New Roman"/>
-          <w:i/>
-          <w:iCs/>
-          <w:sz w:val="24"/>
-          <w:szCs w:val="24"/>
-        </w:rPr>
-        <w:t>intellectio</w:t>
-      </w:r>
-      <w:proofErr w:type="spellEnd"/>
-      <w:r>
-        <w:rPr>
-          <w:rFonts w:ascii="Times New Roman" w:hAnsi="Times New Roman" w:cs="Times New Roman"/>
-          <w:sz w:val="24"/>
-          <w:szCs w:val="24"/>
-          <w:lang w:val="ru-RU"/>
-        </w:rPr>
-        <w:t>.</w:t>
-      </w:r>
-    </w:p>
-    <w:p>
-      <w:pPr>
-        <w:rPr>
-          <w:rFonts w:ascii="Times New Roman" w:hAnsi="Times New Roman" w:cs="Times New Roman"/>
-          <w:sz w:val="24"/>
-          <w:szCs w:val="24"/>
-          <w:lang w:val="ru-RU"/>
-        </w:rPr>
-      </w:pPr>
-      <w:r>
-        <w:rPr>
-          <w:rFonts w:ascii="Times New Roman" w:hAnsi="Times New Roman" w:cs="Times New Roman"/>
-          <w:sz w:val="24"/>
-          <w:szCs w:val="24"/>
-          <w:lang w:val="ru-RU"/>
-        </w:rPr>
-        <w:t>Кроме того, зеркало становится метафорой для демонстрации человеческого мозга. Мозг является материей, которая отражает другую материю (чем-то напоминает недавно открытые зеркальные нейроны). Но, возможно, мозг — это кривое зеркало, неправильно отражающее реальность; что любой человек не способен правильно воспринимать мир вследствие дефекта.</w:t>
-      </w:r>
-      <w:r>
-        <w:rPr>
-          <w:rFonts w:ascii="Times New Roman" w:hAnsi="Times New Roman" w:cs="Times New Roman"/>
-          <w:sz w:val="24"/>
-          <w:szCs w:val="24"/>
-          <w:lang w:val="ru-RU"/>
-        </w:rPr>
-        <w:t xml:space="preserve"> Но даже в этом случае</w:t>
-      </w:r>
-      <w:r>
-        <w:rPr>
-          <w:rFonts w:ascii="Times New Roman" w:hAnsi="Times New Roman" w:cs="Times New Roman"/>
-          <w:sz w:val="24"/>
-          <w:szCs w:val="24"/>
-          <w:lang w:val="ru-RU"/>
-        </w:rPr>
-        <w:t>, есть метод, позволяющий эти дефекты исправлять постфактум.</w:t>
-      </w:r>
-    </w:p>
-    <w:p>
-      <w:pPr>
-        <w:pStyle w:val="Heading2"/>
-        <w:rPr>
-          <w:lang w:val="ru-RU"/>
-        </w:rPr>
-      </w:pPr>
-      <w:r>
-        <w:rPr>
-          <w:lang w:val="ru-RU"/>
-        </w:rPr>
-        <w:t>Механизм речи</w:t>
-      </w:r>
-    </w:p>
-    <w:p>
-      <w:pPr>
-        <w:rPr>
-          <w:rFonts w:ascii="Times New Roman" w:hAnsi="Times New Roman" w:cs="Times New Roman"/>
-          <w:sz w:val="24"/>
-          <w:szCs w:val="24"/>
-          <w:lang w:val="ru-RU"/>
-        </w:rPr>
-      </w:pPr>
-      <w:r>
-        <w:rPr>
-          <w:rFonts w:ascii="Times New Roman" w:hAnsi="Times New Roman" w:cs="Times New Roman"/>
-          <w:sz w:val="24"/>
-          <w:szCs w:val="24"/>
-          <w:lang w:val="ru-RU"/>
-        </w:rPr>
-        <w:t xml:space="preserve">Этот механизм является </w:t>
-      </w:r>
-      <w:r>
-        <w:rPr>
-          <w:rFonts w:ascii="Times New Roman" w:hAnsi="Times New Roman" w:cs="Times New Roman"/>
-          <w:i/>
-          <w:sz w:val="24"/>
-          <w:szCs w:val="24"/>
-          <w:lang w:val="ru-RU"/>
-        </w:rPr>
-        <w:t>речью</w:t>
-      </w:r>
-      <w:r>
-        <w:rPr>
-          <w:rFonts w:ascii="Times New Roman" w:hAnsi="Times New Roman" w:cs="Times New Roman"/>
-          <w:sz w:val="24"/>
-          <w:szCs w:val="24"/>
-          <w:lang w:val="ru-RU"/>
-        </w:rPr>
-        <w:t>.</w:t>
-      </w:r>
-      <w:r>
-        <w:rPr>
-          <w:rFonts w:ascii="Times New Roman" w:hAnsi="Times New Roman" w:cs="Times New Roman"/>
-          <w:sz w:val="24"/>
-          <w:szCs w:val="24"/>
-          <w:lang w:val="ru-RU"/>
-        </w:rPr>
-        <w:t xml:space="preserve"> </w:t>
-      </w:r>
-      <w:r>
-        <w:rPr>
-          <w:rFonts w:ascii="Times New Roman" w:hAnsi="Times New Roman" w:cs="Times New Roman"/>
-          <w:sz w:val="24"/>
-          <w:szCs w:val="24"/>
-          <w:lang w:val="ru-RU"/>
-        </w:rPr>
-        <w:t xml:space="preserve">При осуществлении на меня какого-то </w:t>
-      </w:r>
-      <w:r>
-        <w:rPr>
-          <w:rFonts w:ascii="Times New Roman" w:hAnsi="Times New Roman" w:cs="Times New Roman"/>
-          <w:i/>
-          <w:sz w:val="24"/>
-          <w:szCs w:val="24"/>
-          <w:lang w:val="ru-RU"/>
-        </w:rPr>
-        <w:t>воздействия</w:t>
-      </w:r>
-      <w:r>
-        <w:rPr>
-          <w:rFonts w:ascii="Times New Roman" w:hAnsi="Times New Roman" w:cs="Times New Roman"/>
-          <w:sz w:val="24"/>
-          <w:szCs w:val="24"/>
-          <w:lang w:val="ru-RU"/>
-        </w:rPr>
-        <w:t xml:space="preserve"> (</w:t>
-      </w:r>
-      <w:proofErr w:type="spellStart"/>
-      <w:r>
-        <w:rPr>
-          <w:rFonts w:ascii="Times New Roman" w:hAnsi="Times New Roman" w:cs="Times New Roman"/>
-          <w:b/>
-          <w:bCs/>
           <w:sz w:val="24"/>
           <w:szCs w:val="24"/>
         </w:rPr>
         <w:t>pressio</w:t>
       </w:r>
-      <w:proofErr w:type="spellEnd"/>
-      <w:r>
-        <w:rPr>
-          <w:rFonts w:ascii="Times New Roman" w:hAnsi="Times New Roman" w:cs="Times New Roman"/>
-          <w:sz w:val="24"/>
-          <w:szCs w:val="24"/>
-          <w:lang w:val="ru-RU"/>
-        </w:rPr>
-        <w:t>), это воздействие оказывает влияние на какой-то мой орган восприятия</w:t>
-      </w:r>
-      <w:proofErr w:type="gramStart"/>
-      <w:r>
-        <w:rPr>
-          <w:rFonts w:ascii="Times New Roman" w:hAnsi="Times New Roman" w:cs="Times New Roman"/>
-          <w:sz w:val="24"/>
-          <w:szCs w:val="24"/>
-          <w:lang w:val="ru-RU"/>
-        </w:rPr>
-        <w:t>; Из</w:t>
-      </w:r>
-      <w:proofErr w:type="gramEnd"/>
-      <w:r>
-        <w:rPr>
-          <w:rFonts w:ascii="Times New Roman" w:hAnsi="Times New Roman" w:cs="Times New Roman"/>
-          <w:sz w:val="24"/>
-          <w:szCs w:val="24"/>
-          <w:lang w:val="ru-RU"/>
-        </w:rPr>
-        <w:t xml:space="preserve"> органа восприятия оно передается в мозг, где от него остается </w:t>
+      <w:r>
+        <w:rPr>
+          <w:rFonts w:ascii="Times New Roman" w:hAnsi="Times New Roman" w:cs="Times New Roman"/>
+          <w:sz w:val="24"/>
+          <w:szCs w:val="24"/>
+          <w:lang w:val="ru-RU"/>
+        </w:rPr>
+        <w:t xml:space="preserve">), это воздействие оказывает влияние на какой-то мой орган восприятия; Из органа восприятия оно передается в мозг, где от него остается </w:t>
       </w:r>
       <w:r>
         <w:rPr>
@@ -1115,7 +1081,17 @@
           <w:szCs w:val="24"/>
           <w:lang w:val="ru-RU"/>
         </w:rPr>
-        <w:t xml:space="preserve">Но есть вид ошибок, который не проявится на родовидовой связи и которые исправить будет уже нельзя — ошибки на уровне первичного кодирования. Операция корректировки в этом случае будет содержать системную ошибку. Это называется </w:t>
+        <w:t xml:space="preserve">Но есть вид ошибок, который не проявится на родовидовой связи и которые исправить будет уже нельзя — ошибки на уровне первичного кодирования. Операция корректировки </w:t>
+      </w:r>
+      <w:r>
+        <w:rPr>
+          <w:rFonts w:ascii="Times New Roman" w:hAnsi="Times New Roman" w:cs="Times New Roman"/>
+          <w:sz w:val="24"/>
+          <w:szCs w:val="24"/>
+          <w:lang w:val="ru-RU"/>
+        </w:rPr>
+        <w:lastRenderedPageBreak/>
+        <w:t xml:space="preserve">в этом случае будет содержать системную ошибку. Это называется </w:t>
       </w:r>
       <w:r>
         <w:rPr>
@@ -1260,7 +1236,6 @@
         <w:rPr>
           <w:lang w:val="ru-RU"/>
         </w:rPr>
-        <w:lastRenderedPageBreak/>
         <w:t>Промежуточные итоги</w:t>
       </w:r>
     </w:p>
@@ -1280,27 +1255,7 @@
           <w:szCs w:val="24"/>
           <w:lang w:val="ru-RU"/>
         </w:rPr>
-        <w:t xml:space="preserve">Плохая новость в том, что спор до сих пор </w:t>
-      </w:r>
-      <w:proofErr w:type="spellStart"/>
-      <w:r>
-        <w:rPr>
-          <w:rFonts w:ascii="Times New Roman" w:hAnsi="Times New Roman" w:cs="Times New Roman"/>
-          <w:sz w:val="24"/>
-          <w:szCs w:val="24"/>
-          <w:lang w:val="ru-RU"/>
-        </w:rPr>
-        <w:t>неразрешен</w:t>
-      </w:r>
-      <w:proofErr w:type="spellEnd"/>
-      <w:r>
-        <w:rPr>
-          <w:rFonts w:ascii="Times New Roman" w:hAnsi="Times New Roman" w:cs="Times New Roman"/>
-          <w:sz w:val="24"/>
-          <w:szCs w:val="24"/>
-          <w:lang w:val="ru-RU"/>
-        </w:rPr>
-        <w:t xml:space="preserve">. Хорошая в том, что в процессе разрешения этого спора были созданы концепции, вполне могущие быть альтернативой как дуализму, так и материализму. </w:t>
+        <w:t xml:space="preserve">Плохая новость в том, что спор до сих пор неразрешен. Хорошая в том, что в процессе разрешения этого спора были созданы концепции, вполне могущие быть альтернативой как дуализму, так и материализму. </w:t>
       </w:r>
       <w:r>
         <w:rPr>
@@ -1354,7 +1309,6 @@
           <w:szCs w:val="24"/>
         </w:rPr>
       </w:pPr>
-      <w:proofErr w:type="spellStart"/>
       <w:r>
         <w:rPr>
           <w:rFonts w:ascii="Times New Roman" w:hAnsi="Times New Roman" w:cs="Times New Roman"/>
@@ -1365,7 +1319,6 @@
         </w:rPr>
         <w:t>Эмпиризм</w:t>
       </w:r>
-      <w:proofErr w:type="spellEnd"/>
     </w:p>
     <w:p>
       <w:pPr>
@@ -1381,7 +1334,6 @@
           <w:szCs w:val="24"/>
         </w:rPr>
       </w:pPr>
-      <w:proofErr w:type="spellStart"/>
       <w:r>
         <w:rPr>
           <w:rFonts w:ascii="Times New Roman" w:hAnsi="Times New Roman" w:cs="Times New Roman"/>
@@ -1392,7 +1344,6 @@
         </w:rPr>
         <w:t>Лейбниц</w:t>
       </w:r>
-      <w:proofErr w:type="spellEnd"/>
     </w:p>
     <w:p>
       <w:pPr>
@@ -1440,7 +1391,6 @@
           <w:szCs w:val="24"/>
         </w:rPr>
       </w:pPr>
-      <w:proofErr w:type="spellStart"/>
       <w:r>
         <w:rPr>
           <w:rFonts w:ascii="Times New Roman" w:hAnsi="Times New Roman" w:cs="Times New Roman"/>
@@ -1451,32 +1401,13 @@
         </w:rPr>
         <w:t>Кант</w:t>
       </w:r>
-      <w:proofErr w:type="spellEnd"/>
-      <w:r>
-        <w:rPr>
-          <w:rFonts w:ascii="Times New Roman" w:hAnsi="Times New Roman" w:cs="Times New Roman"/>
-          <w:sz w:val="24"/>
-          <w:szCs w:val="24"/>
-        </w:rPr>
-        <w:t xml:space="preserve"> (</w:t>
-      </w:r>
-      <w:proofErr w:type="spellStart"/>
-      <w:r>
-        <w:rPr>
-          <w:rFonts w:ascii="Times New Roman" w:hAnsi="Times New Roman" w:cs="Times New Roman"/>
-          <w:sz w:val="24"/>
-          <w:szCs w:val="24"/>
-        </w:rPr>
-        <w:t>трансцендентализм</w:t>
-      </w:r>
-      <w:proofErr w:type="spellEnd"/>
-      <w:r>
-        <w:rPr>
-          <w:rFonts w:ascii="Times New Roman" w:hAnsi="Times New Roman" w:cs="Times New Roman"/>
-          <w:sz w:val="24"/>
-          <w:szCs w:val="24"/>
-        </w:rPr>
-        <w:t>)</w:t>
+      <w:r>
+        <w:rPr>
+          <w:rFonts w:ascii="Times New Roman" w:hAnsi="Times New Roman" w:cs="Times New Roman"/>
+          <w:sz w:val="24"/>
+          <w:szCs w:val="24"/>
+        </w:rPr>
+        <w:t xml:space="preserve"> (трансцендентализм)</w:t>
       </w:r>
     </w:p>
     <w:p>

--- a/lesson-12.docx
+++ b/lesson-12.docx
@@ -12,72 +12,138 @@
         <w:rPr>
           <w:lang w:val="ru-RU"/>
         </w:rPr>
-        <w:t>#50 Фундаментальная проблема философской теории познания – вопрос о сущности мышления / сознания, что выражается в споре между дуализмом и материализмом;</w:t>
-      </w:r>
-    </w:p>
-    <w:p>
-      <w:pPr>
-        <w:rPr>
-          <w:lang w:val="ru-RU"/>
-        </w:rPr>
-      </w:pPr>
-      <w:r>
-        <w:rPr>
-          <w:lang w:val="ru-RU"/>
-        </w:rPr>
-        <w:t xml:space="preserve">#51 Гоббс: "мышление" – это не отдельная субстанция, а (отражающее) свойство материальной субстанции ("мозг"); </w:t>
-      </w:r>
-    </w:p>
-    <w:p>
-      <w:pPr>
-        <w:rPr>
-          <w:lang w:val="ru-RU"/>
-        </w:rPr>
-      </w:pPr>
-      <w:r>
-        <w:rPr>
-          <w:lang w:val="ru-RU"/>
-        </w:rPr>
-        <w:t>#52 "Аргумент зеркала": отражающая поверхность как объект чувственного восприятия даёт возможность разделить иллюзию и реальность – без обращения к ментальной способности (intellectio), которая отличалась бы от восприятия (imaginere / sensio) на субстанциональном уровне;</w:t>
-      </w:r>
-    </w:p>
-    <w:p>
-      <w:pPr>
-        <w:rPr>
-          <w:lang w:val="ru-RU"/>
-        </w:rPr>
-      </w:pPr>
-      <w:r>
-        <w:rPr>
-          <w:lang w:val="ru-RU"/>
-        </w:rPr>
-        <w:t>#53 Язык / Речь как механизм коррекции когнитивных искажений: возникает через кодирование / номинацию впечатлений (impressionem) в мозгу, и ошибки выявляются через анализ родо-видовых связей между именами;</w:t>
-      </w:r>
-    </w:p>
-    <w:p>
-      <w:pPr>
-        <w:rPr>
-          <w:lang w:val="ru-RU"/>
-        </w:rPr>
-      </w:pPr>
-      <w:r>
-        <w:rPr>
-          <w:lang w:val="ru-RU"/>
-        </w:rPr>
-        <w:t>#54 Искажения не могут быть обнаружены, если они заложены изначально на уровне кодирования впечатлений: любая процедура проверки знания на истинность ненадёжна, поскольку ошибка может содержаться в самой процедуре проверки (эффект "замкнутой системы");</w:t>
-      </w:r>
-    </w:p>
-    <w:p>
-      <w:pPr>
-        <w:rPr>
-          <w:lang w:val="ru-RU"/>
-        </w:rPr>
-      </w:pPr>
-      <w:r>
-        <w:rPr>
-          <w:lang w:val="ru-RU"/>
-        </w:rPr>
-        <w:t>#55 Декарт (дуализм): мышление – за пределами материальной / протяженной субстанции: исследуемая система познаваема, но познающее мышление – нет; Гоббс (материализм): мышление - внутри материальной / протяжённой субстанции ("мозг"): мышление познаваемо, но исследуемая система – нет.</w:t>
+        <w:t>#50</w:t>
+      </w:r>
+      <w:r>
+        <w:rPr>
+          <w:lang w:val="ru-RU"/>
+        </w:rPr>
+        <w:t>.</w:t>
+      </w:r>
+      <w:r>
+        <w:rPr>
+          <w:lang w:val="ru-RU"/>
+        </w:rPr>
+        <w:t xml:space="preserve"> Фундаментальная проблема философской теории познания – вопрос о сущности мышления / сознания, что выражается в споре между дуализмом и материализмом;</w:t>
+      </w:r>
+    </w:p>
+    <w:p>
+      <w:pPr>
+        <w:rPr>
+          <w:lang w:val="ru-RU"/>
+        </w:rPr>
+      </w:pPr>
+      <w:r>
+        <w:rPr>
+          <w:lang w:val="ru-RU"/>
+        </w:rPr>
+        <w:t>#51</w:t>
+      </w:r>
+      <w:r>
+        <w:rPr>
+          <w:lang w:val="ru-RU"/>
+        </w:rPr>
+        <w:t>.</w:t>
+      </w:r>
+      <w:r>
+        <w:rPr>
+          <w:lang w:val="ru-RU"/>
+        </w:rPr>
+        <w:t xml:space="preserve"> Гоббс: "мышление" – это не отдельная субстанция, а (отражающее) свойство материальной субстанции ("мозг"); </w:t>
+      </w:r>
+    </w:p>
+    <w:p>
+      <w:pPr>
+        <w:rPr>
+          <w:lang w:val="ru-RU"/>
+        </w:rPr>
+      </w:pPr>
+      <w:r>
+        <w:rPr>
+          <w:lang w:val="ru-RU"/>
+        </w:rPr>
+        <w:t>#52</w:t>
+      </w:r>
+      <w:r>
+        <w:rPr>
+          <w:lang w:val="ru-RU"/>
+        </w:rPr>
+        <w:t>.</w:t>
+      </w:r>
+      <w:r>
+        <w:rPr>
+          <w:lang w:val="ru-RU"/>
+        </w:rPr>
+        <w:t xml:space="preserve"> "Аргумент зеркала": отражающая поверхность как объект чувственного восприятия даёт возможность разделить иллюзию и реальность – без обращения к ментальной способности (intellectio), которая отличалась бы от восприятия (imaginere / sensio) на субстанциональном уровне;</w:t>
+      </w:r>
+    </w:p>
+    <w:p>
+      <w:pPr>
+        <w:rPr>
+          <w:lang w:val="ru-RU"/>
+        </w:rPr>
+      </w:pPr>
+      <w:r>
+        <w:rPr>
+          <w:lang w:val="ru-RU"/>
+        </w:rPr>
+        <w:t>#53</w:t>
+      </w:r>
+      <w:r>
+        <w:rPr>
+          <w:lang w:val="ru-RU"/>
+        </w:rPr>
+        <w:t>.</w:t>
+      </w:r>
+      <w:r>
+        <w:rPr>
+          <w:lang w:val="ru-RU"/>
+        </w:rPr>
+        <w:t xml:space="preserve"> Язык / Речь как механизм коррекции когнитивных искажений: возникает через кодирование / номинацию впечатлений (impressionem) в мозгу, и ошибки выявляются через анализ родо-видовых связей между именами;</w:t>
+      </w:r>
+    </w:p>
+    <w:p>
+      <w:pPr>
+        <w:rPr>
+          <w:lang w:val="ru-RU"/>
+        </w:rPr>
+      </w:pPr>
+      <w:r>
+        <w:rPr>
+          <w:lang w:val="ru-RU"/>
+        </w:rPr>
+        <w:t>#54</w:t>
+      </w:r>
+      <w:r>
+        <w:t>.</w:t>
+      </w:r>
+      <w:r>
+        <w:rPr>
+          <w:lang w:val="ru-RU"/>
+        </w:rPr>
+        <w:t xml:space="preserve"> Искажения не могут быть обнаружены, если они заложены изначально на уровне кодирования впечатлений: любая процедура проверки знания на истинность ненадёжна, поскольку ошибка может содержаться в самой процедуре проверки (эффект "замкнутой системы");</w:t>
+      </w:r>
+    </w:p>
+    <w:p>
+      <w:pPr>
+        <w:rPr>
+          <w:lang w:val="ru-RU"/>
+        </w:rPr>
+      </w:pPr>
+      <w:r>
+        <w:rPr>
+          <w:lang w:val="ru-RU"/>
+        </w:rPr>
+        <w:t>#55</w:t>
+      </w:r>
+      <w:r>
+        <w:t>.</w:t>
+      </w:r>
+      <w:r>
+        <w:rPr>
+          <w:lang w:val="ru-RU"/>
+        </w:rPr>
+        <w:t xml:space="preserve"> Декарт (дуализм): мышление – за пределами материальной / протяженной субстанции: исследуемая система познаваема, но познающее мышление – нет; Гоббс (материализм): мышление - внутри материальной / протяжённой субстанции ("мозг"): мышление познаваемо, но исследуемая система – нет.</w:t>
       </w:r>
     </w:p>
     <w:p>
